--- a/core/generation/templates/Double.docx
+++ b/core/generation/templates/Double.docx
@@ -97,7 +97,7 @@
                       <w:sz w:val="11"/>
                       <w:szCs w:val="11"/>
                     </w:rPr>
-                    <w:t>{{Label1.DescAndWeight}}</w:t>
+                    <w:t>{{Label1.DescAndWeight}} {{Label1.Discount}}</w:t>
                   </w:r>
                 </w:p>
                 <w:p>

--- a/core/generation/templates/Double.docx
+++ b/core/generation/templates/Double.docx
@@ -97,7 +97,7 @@
                       <w:sz w:val="11"/>
                       <w:szCs w:val="11"/>
                     </w:rPr>
-                    <w:t>{{Label1.DescAndWeight}} {{Label1.Discount}}</w:t>
+                    <w:t>{{Label1.DescAndWeight}}</w:t>
                   </w:r>
                 </w:p>
                 <w:p>
